--- a/public/books/m/540/civilization-regeneration.docx
+++ b/public/books/m/540/civilization-regeneration.docx
@@ -524,7 +524,15 @@
         <w:pStyle w:val="BodyText"/>
       </w:pPr>
       <w:r>
-        <w:t xml:space="preserve">黄倩盈、胡志英，本书合著者；二位的完整简介待著者核签后补入。</w:t>
+        <w:t xml:space="preserve">黄倩盈，SDE 学员。自 2019 年起跟随王德生博士学习，经历了从“三视角”到 SIO、再到 SDE 的理论发展；以发生学的视角理解教育、艺术与生活，研究围绕“理解是如何发生的”展开，提出亲证、所依、场先于位等概念；自 2023 年起累计观演百余场；近年关注人工智能与教育的融合。</w:t>
+      </w:r>
+    </w:p>
+    <w:p>
+      <w:pPr>
+        <w:pStyle w:val="BodyText"/>
+      </w:pPr>
+      <w:r>
+        <w:t xml:space="preserve">胡志英（John Hu），约翰英语创始人、攀阁林学院联合创始人，曾任郑州灵答英语执行校长，深耕英语教育与课程创新十三年以上。长期研读乔姆斯基、克拉申等语言学与语言习得理论，并在王德生博士指导下研习三视角语言学、321 智慧与语言发生学；著有《下一步才算数》等 SDE 专著。</w:t>
       </w:r>
     </w:p>
     <w:p>
